--- a/Documents/Flavour Fusion.docx
+++ b/Documents/Flavour Fusion.docx
@@ -131,107 +131,34 @@
       </w:r>
     </w:p>
     <w:p>
-      <w:r>
-        <w:rPr>
-          <w:b/>
-          <w:bCs/>
-        </w:rPr>
-        <w:t xml:space="preserve">Team </w:t>
-      </w:r>
-      <w:proofErr w:type="gramStart"/>
-      <w:r>
-        <w:rPr>
-          <w:b/>
-          <w:bCs/>
-        </w:rPr>
-        <w:t>ID :</w:t>
-      </w:r>
-      <w:proofErr w:type="gramEnd"/>
-      <w:r>
-        <w:t xml:space="preserve"> </w:t>
-      </w:r>
-      <w:r>
-        <w:t>LTVIP2026TMIDS87461</w:t>
-      </w:r>
-    </w:p>
-    <w:p>
-      <w:r>
-        <w:rPr>
-          <w:b/>
-          <w:bCs/>
-        </w:rPr>
-        <w:t xml:space="preserve">Team </w:t>
-      </w:r>
-      <w:proofErr w:type="gramStart"/>
-      <w:r>
-        <w:rPr>
-          <w:b/>
-          <w:bCs/>
-        </w:rPr>
-        <w:t>Members :</w:t>
-      </w:r>
-      <w:proofErr w:type="gramEnd"/>
-    </w:p>
-    <w:p>
-      <w:pPr>
-        <w:numPr>
-          <w:ilvl w:val="0"/>
-          <w:numId w:val="1"/>
-        </w:numPr>
-      </w:pPr>
-      <w:r>
-        <w:t xml:space="preserve">Krupa Raju </w:t>
-      </w:r>
-      <w:proofErr w:type="spellStart"/>
-      <w:r>
-        <w:t>Achchana</w:t>
-      </w:r>
-      <w:proofErr w:type="spellEnd"/>
-    </w:p>
-    <w:p>
-      <w:pPr>
-        <w:numPr>
-          <w:ilvl w:val="0"/>
-          <w:numId w:val="1"/>
-        </w:numPr>
-      </w:pPr>
-      <w:r>
-        <w:t>Kurakula Tarun Kumar</w:t>
-      </w:r>
-    </w:p>
-    <w:p>
-      <w:pPr>
-        <w:numPr>
-          <w:ilvl w:val="0"/>
-          <w:numId w:val="1"/>
-        </w:numPr>
-      </w:pPr>
-      <w:r>
-        <w:t>Malla Lakshmi Naga Sai Sri</w:t>
-      </w:r>
-    </w:p>
-    <w:p>
-      <w:pPr>
-        <w:numPr>
-          <w:ilvl w:val="0"/>
-          <w:numId w:val="1"/>
-        </w:numPr>
-      </w:pPr>
-      <w:proofErr w:type="spellStart"/>
-      <w:r>
-        <w:t>Mallipudi</w:t>
-      </w:r>
-      <w:proofErr w:type="spellEnd"/>
-      <w:r>
-        <w:t xml:space="preserve"> Naga Veera Venkata Ajay Kumar</w:t>
-      </w:r>
-    </w:p>
-    <w:p>
       <w:pPr>
         <w:tabs>
           <w:tab w:val="left" w:pos="720"/>
         </w:tabs>
       </w:pPr>
+      <w:r>
+        <w:rPr>
+          <w:b/>
+          <w:bCs/>
+        </w:rPr>
+        <w:t> Team Details (</w:t>
+      </w:r>
+      <w:proofErr w:type="spellStart"/>
+      <w:r>
+        <w:rPr>
+          <w:b/>
+          <w:bCs/>
+        </w:rPr>
+        <w:t>SmartInternz</w:t>
+      </w:r>
+      <w:proofErr w:type="spellEnd"/>
+      <w:r>
+        <w:rPr>
+          <w:b/>
+          <w:bCs/>
+        </w:rPr>
+        <w:t>)</w:t>
+      </w:r>
     </w:p>
     <w:p>
       <w:pPr>
@@ -239,6 +166,16 @@
           <w:tab w:val="left" w:pos="720"/>
         </w:tabs>
       </w:pPr>
+      <w:r>
+        <w:t>Team ID: </w:t>
+      </w:r>
+      <w:r>
+        <w:rPr>
+          <w:b/>
+          <w:bCs/>
+        </w:rPr>
+        <w:t>LTVIP2026TMIDS55979</w:t>
+      </w:r>
     </w:p>
     <w:p>
       <w:pPr>
@@ -246,6 +183,152 @@
           <w:tab w:val="left" w:pos="720"/>
         </w:tabs>
       </w:pPr>
+      <w:r>
+        <w:t>Team Size: 5</w:t>
+      </w:r>
+    </w:p>
+    <w:p>
+      <w:pPr>
+        <w:tabs>
+          <w:tab w:val="left" w:pos="720"/>
+        </w:tabs>
+      </w:pPr>
+      <w:r>
+        <w:rPr>
+          <w:rFonts w:ascii="Segoe UI Emoji" w:hAnsi="Segoe UI Emoji" w:cs="Segoe UI Emoji"/>
+          <w:b/>
+          <w:bCs/>
+        </w:rPr>
+        <w:t>👨</w:t>
+      </w:r>
+      <w:r>
+        <w:rPr>
+          <w:b/>
+          <w:bCs/>
+        </w:rPr>
+        <w:t>‍</w:t>
+      </w:r>
+      <w:r>
+        <w:rPr>
+          <w:rFonts w:ascii="Segoe UI Emoji" w:hAnsi="Segoe UI Emoji" w:cs="Segoe UI Emoji"/>
+          <w:b/>
+          <w:bCs/>
+        </w:rPr>
+        <w:t>🏫</w:t>
+      </w:r>
+      <w:r>
+        <w:rPr>
+          <w:b/>
+          <w:bCs/>
+        </w:rPr>
+        <w:t xml:space="preserve"> Team Leader</w:t>
+      </w:r>
+    </w:p>
+    <w:p>
+      <w:pPr>
+        <w:tabs>
+          <w:tab w:val="left" w:pos="720"/>
+        </w:tabs>
+      </w:pPr>
+      <w:r>
+        <w:t>Shaik Mujasim</w:t>
+      </w:r>
+    </w:p>
+    <w:p>
+      <w:pPr>
+        <w:tabs>
+          <w:tab w:val="left" w:pos="720"/>
+        </w:tabs>
+      </w:pPr>
+      <w:r>
+        <w:rPr>
+          <w:rFonts w:ascii="Segoe UI Emoji" w:hAnsi="Segoe UI Emoji" w:cs="Segoe UI Emoji"/>
+          <w:b/>
+          <w:bCs/>
+        </w:rPr>
+        <w:t>👩</w:t>
+      </w:r>
+      <w:r>
+        <w:rPr>
+          <w:b/>
+          <w:bCs/>
+        </w:rPr>
+        <w:t>‍</w:t>
+      </w:r>
+      <w:r>
+        <w:rPr>
+          <w:rFonts w:ascii="Segoe UI Emoji" w:hAnsi="Segoe UI Emoji" w:cs="Segoe UI Emoji"/>
+          <w:b/>
+          <w:bCs/>
+        </w:rPr>
+        <w:t>💻</w:t>
+      </w:r>
+      <w:r>
+        <w:rPr>
+          <w:b/>
+          <w:bCs/>
+        </w:rPr>
+        <w:t xml:space="preserve"> Team Members</w:t>
+      </w:r>
+    </w:p>
+    <w:p>
+      <w:pPr>
+        <w:tabs>
+          <w:tab w:val="left" w:pos="720"/>
+        </w:tabs>
+      </w:pPr>
+      <w:r>
+        <w:t>Syed Fathima Thasneem</w:t>
+      </w:r>
+    </w:p>
+    <w:p>
+      <w:pPr>
+        <w:tabs>
+          <w:tab w:val="left" w:pos="720"/>
+        </w:tabs>
+      </w:pPr>
+      <w:r>
+        <w:t>Syed Hajiya Tabassum</w:t>
+      </w:r>
+    </w:p>
+    <w:p>
+      <w:pPr>
+        <w:tabs>
+          <w:tab w:val="left" w:pos="720"/>
+        </w:tabs>
+      </w:pPr>
+      <w:r>
+        <w:t xml:space="preserve">Shaik </w:t>
+      </w:r>
+      <w:proofErr w:type="spellStart"/>
+      <w:r>
+        <w:t>Mohaseena</w:t>
+      </w:r>
+      <w:proofErr w:type="spellEnd"/>
+    </w:p>
+    <w:p>
+      <w:pPr>
+        <w:tabs>
+          <w:tab w:val="left" w:pos="720"/>
+        </w:tabs>
+      </w:pPr>
+      <w:r>
+        <w:t>Shaik Neha Samreen</w:t>
+      </w:r>
+    </w:p>
+    <w:p>
+      <w:pPr>
+        <w:tabs>
+          <w:tab w:val="left" w:pos="720"/>
+        </w:tabs>
+      </w:pPr>
+    </w:p>
+    <w:p>
+      <w:pPr>
+        <w:tabs>
+          <w:tab w:val="left" w:pos="720"/>
+        </w:tabs>
+      </w:pPr>
     </w:p>
     <w:p>
       <w:r>
@@ -281,7 +364,6 @@
           <w:b/>
           <w:bCs/>
         </w:rPr>
-        <w:lastRenderedPageBreak/>
         <w:t>2.1 Problem Statement</w:t>
       </w:r>
     </w:p>
@@ -678,7 +760,6 @@
           <w:b/>
           <w:bCs/>
         </w:rPr>
-        <w:lastRenderedPageBreak/>
         <w:t>3.1 Customer Journey Map</w:t>
       </w:r>
     </w:p>
@@ -888,7 +969,6 @@
           <w:b/>
           <w:bCs/>
         </w:rPr>
-        <w:lastRenderedPageBreak/>
         <w:t>3.4 Technology Stack</w:t>
       </w:r>
     </w:p>
@@ -1282,7 +1362,6 @@
     <w:p/>
     <w:p>
       <w:r>
-        <w:lastRenderedPageBreak/>
         <w:pict w14:anchorId="0F129689">
           <v:rect id="_x0000_i1036" style="width:0;height:1.5pt" o:hralign="center" o:hrstd="t" o:hr="t" fillcolor="#a0a0a0" stroked="f"/>
         </w:pict>
@@ -1613,6 +1692,7 @@
           </w:tcPr>
           <w:p>
             <w:r>
+              <w:lastRenderedPageBreak/>
               <w:t>Testing</w:t>
             </w:r>
           </w:p>
@@ -1667,7 +1747,6 @@
           </w:tcPr>
           <w:p>
             <w:r>
-              <w:lastRenderedPageBreak/>
               <w:t>Documentation</w:t>
             </w:r>
           </w:p>
@@ -2214,8 +2293,6 @@
       </w:r>
       <w:r>
         <w:br/>
-      </w:r>
-      <w:r>
         <w:t>• Easy to use interface</w:t>
       </w:r>
       <w:r>

--- a/Documents/Flavour Fusion.docx
+++ b/Documents/Flavour Fusion.docx
@@ -2634,12 +2634,12 @@
       </w:r>
     </w:p>
     <w:p>
-      <w:hyperlink r:id="rId14" w:tgtFrame="_blank" w:history="1">
+      <w:hyperlink r:id="rId14" w:history="1">
         <w:r>
           <w:rPr>
             <w:rStyle w:val="Hyperlink"/>
           </w:rPr>
-          <w:t>https://github.com/KrupaRaju-79/Flavour-Fusion-app.git</w:t>
+          <w:t>https://github.com/Mujasimshaik786/Flavour-Fusion.git</w:t>
         </w:r>
       </w:hyperlink>
     </w:p>
@@ -3538,6 +3538,7 @@
   <w:style w:type="character" w:default="1" w:styleId="DefaultParagraphFont">
     <w:name w:val="Default Paragraph Font"/>
     <w:uiPriority w:val="1"/>
+    <w:semiHidden/>
     <w:unhideWhenUsed/>
   </w:style>
   <w:style w:type="table" w:default="1" w:styleId="TableNormal">

--- a/Documents/Flavour Fusion.docx
+++ b/Documents/Flavour Fusion.docx
@@ -3538,7 +3538,6 @@
   <w:style w:type="character" w:default="1" w:styleId="DefaultParagraphFont">
     <w:name w:val="Default Paragraph Font"/>
     <w:uiPriority w:val="1"/>
-    <w:semiHidden/>
     <w:unhideWhenUsed/>
   </w:style>
   <w:style w:type="table" w:default="1" w:styleId="TableNormal">
